--- a/Minecraft杯模拟赛Ⅵ/大圣诞树/大圣诞树.docx
+++ b/Minecraft杯模拟赛Ⅵ/大圣诞树/大圣诞树.docx
@@ -215,6 +215,16 @@
           <w:lang w:val="en-US" w:eastAsia="zh-CN"/>
         </w:rPr>
         <w:tab/>
+      </w:r>
+      <w:r>
+        <w:rPr>
+          <w:rFonts w:hint="eastAsia"/>
+          <w:b w:val="0"/>
+          <w:bCs w:val="0"/>
+          <w:sz w:val="24"/>
+          <w:szCs w:val="24"/>
+          <w:lang w:val="en-US" w:eastAsia="zh-CN"/>
+        </w:rPr>
         <w:t>接下来N - 1行，每行两个整数u, v, p表示u与v之间有一条边，初始状态为p（0表示熄灭，1表示点亮）。</w:t>
       </w:r>
     </w:p>
@@ -365,6 +375,19 @@
           <w:lang w:val="en-US" w:eastAsia="zh-CN"/>
         </w:rPr>
       </w:pPr>
+      <w:r>
+        <w:rPr>
+          <w:rFonts w:hint="eastAsia"/>
+          <w:b w:val="0"/>
+          <w:bCs w:val="0"/>
+          <w:sz w:val="24"/>
+          <w:szCs w:val="24"/>
+          <w:lang w:val="en-US" w:eastAsia="zh-CN"/>
+        </w:rPr>
+        <w:t>d</w:t>
+      </w:r>
+      <w:bookmarkStart w:id="6" w:name="_GoBack"/>
+      <w:bookmarkEnd w:id="6"/>
     </w:p>
     <w:p>
       <w:pPr>
@@ -516,8 +539,6 @@
         </w:rPr>
         <w:t>2 &lt;= N &lt;= 10,0000; 1 &lt;= u,v &lt;= N; p = {0, 1};</w:t>
       </w:r>
-      <w:bookmarkStart w:id="6" w:name="_GoBack"/>
-      <w:bookmarkEnd w:id="6"/>
     </w:p>
     <w:p>
       <w:pPr>

--- a/Minecraft杯模拟赛Ⅵ/大圣诞树/大圣诞树.docx
+++ b/Minecraft杯模拟赛Ⅵ/大圣诞树/大圣诞树.docx
@@ -17,14 +17,25 @@
       <w:bookmarkStart w:id="0" w:name="OLE_LINK1"/>
       <w:r>
         <w:rPr>
-          <w:rFonts w:hint="eastAsia"/>
+          <w:rFonts w:hint="default"/>
           <w:b/>
           <w:bCs/>
           <w:sz w:val="21"/>
           <w:szCs w:val="21"/>
-          <w:lang w:val="en-US" w:eastAsia="zh-CN"/>
-        </w:rPr>
-        <w:t>512MB,2S,christmas.xxx</w:t>
+          <w:lang w:eastAsia="zh-CN"/>
+        </w:rPr>
+        <w:t>1024</w:t>
+      </w:r>
+      <w:r>
+        <w:rPr>
+          <w:rFonts w:hint="eastAsia"/>
+          <w:b/>
+          <w:bCs/>
+          <w:sz w:val="21"/>
+          <w:szCs w:val="21"/>
+          <w:lang w:val="en-US" w:eastAsia="zh-CN"/>
+        </w:rPr>
+        <w:t>MB,2S,christmas.xxx</w:t>
       </w:r>
     </w:p>
     <w:p>
@@ -97,7 +108,7 @@
           <w:rFonts w:hint="eastAsia"/>
           <w:b w:val="0"/>
           <w:bCs w:val="0"/>
-          <w:color w:val="0000FF"/>
+          <w:color w:val="0070C0"/>
           <w:sz w:val="24"/>
           <w:szCs w:val="24"/>
           <w:lang w:val="en-US" w:eastAsia="zh-CN"/>
@@ -121,12 +132,39 @@
         <w:ind w:firstLine="420" w:firstLineChars="0"/>
         <w:jc w:val="both"/>
         <w:rPr>
-          <w:rFonts w:hint="eastAsia"/>
-          <w:b w:val="0"/>
-          <w:bCs w:val="0"/>
-          <w:sz w:val="24"/>
-          <w:szCs w:val="24"/>
-          <w:lang w:val="en-US" w:eastAsia="zh-CN"/>
+          <w:rFonts w:hint="default"/>
+          <w:b w:val="0"/>
+          <w:bCs w:val="0"/>
+          <w:sz w:val="24"/>
+          <w:szCs w:val="24"/>
+          <w:lang w:eastAsia="zh-CN"/>
+        </w:rPr>
+      </w:pPr>
+      <w:r>
+        <w:rPr>
+          <w:rFonts w:hint="default"/>
+          <w:b w:val="0"/>
+          <w:bCs w:val="0"/>
+          <w:sz w:val="24"/>
+          <w:szCs w:val="24"/>
+          <w:lang w:eastAsia="zh-CN"/>
+        </w:rPr>
+        <w:t>#pragma GCC optimize(2)</w:t>
+      </w:r>
+      <w:bookmarkStart w:id="6" w:name="_GoBack"/>
+      <w:bookmarkEnd w:id="6"/>
+    </w:p>
+    <w:p>
+      <w:pPr>
+        <w:ind w:firstLine="420" w:firstLineChars="0"/>
+        <w:jc w:val="both"/>
+        <w:rPr>
+          <w:rFonts w:hint="eastAsia"/>
+          <w:b w:val="0"/>
+          <w:bCs w:val="0"/>
+          <w:sz w:val="24"/>
+          <w:szCs w:val="24"/>
+          <w:lang w:eastAsia="zh-CN"/>
         </w:rPr>
       </w:pPr>
     </w:p>
@@ -367,27 +405,25 @@
         </w:numPr>
         <w:jc w:val="both"/>
         <w:rPr>
-          <w:rFonts w:hint="eastAsia"/>
-          <w:b w:val="0"/>
-          <w:bCs w:val="0"/>
-          <w:sz w:val="24"/>
-          <w:szCs w:val="24"/>
-          <w:lang w:val="en-US" w:eastAsia="zh-CN"/>
-        </w:rPr>
-      </w:pPr>
-      <w:r>
-        <w:rPr>
-          <w:rFonts w:hint="eastAsia"/>
-          <w:b w:val="0"/>
-          <w:bCs w:val="0"/>
-          <w:sz w:val="24"/>
-          <w:szCs w:val="24"/>
-          <w:lang w:val="en-US" w:eastAsia="zh-CN"/>
-        </w:rPr>
-        <w:t>d</w:t>
-      </w:r>
-      <w:bookmarkStart w:id="6" w:name="_GoBack"/>
-      <w:bookmarkEnd w:id="6"/>
+          <w:rFonts w:hint="default"/>
+          <w:b w:val="0"/>
+          <w:bCs w:val="0"/>
+          <w:sz w:val="24"/>
+          <w:szCs w:val="24"/>
+          <w:lang w:eastAsia="zh-CN"/>
+        </w:rPr>
+      </w:pPr>
+      <w:r>
+        <w:rPr>
+          <w:rFonts w:hint="default"/>
+          <w:b w:val="0"/>
+          <w:bCs w:val="0"/>
+          <w:sz w:val="24"/>
+          <w:szCs w:val="24"/>
+          <w:lang w:eastAsia="zh-CN"/>
+        </w:rPr>
+        <w:t>15</w:t>
+      </w:r>
     </w:p>
     <w:p>
       <w:pPr>
@@ -398,15 +434,25 @@
         </w:numPr>
         <w:jc w:val="both"/>
         <w:rPr>
-          <w:rFonts w:hint="eastAsia"/>
-          <w:b w:val="0"/>
-          <w:bCs w:val="0"/>
-          <w:color w:val="auto"/>
-          <w:sz w:val="24"/>
-          <w:szCs w:val="24"/>
-          <w:lang w:val="en-US" w:eastAsia="zh-CN"/>
-        </w:rPr>
-      </w:pPr>
+          <w:rFonts w:hint="default"/>
+          <w:b w:val="0"/>
+          <w:bCs w:val="0"/>
+          <w:sz w:val="24"/>
+          <w:szCs w:val="24"/>
+          <w:lang w:eastAsia="zh-CN"/>
+        </w:rPr>
+      </w:pPr>
+      <w:r>
+        <w:rPr>
+          <w:rFonts w:hint="default"/>
+          <w:b w:val="0"/>
+          <w:bCs w:val="0"/>
+          <w:sz w:val="24"/>
+          <w:szCs w:val="24"/>
+          <w:lang w:eastAsia="zh-CN"/>
+        </w:rPr>
+        <w:t>1 2 0</w:t>
+      </w:r>
     </w:p>
     <w:p>
       <w:pPr>
@@ -417,6 +463,402 @@
         </w:numPr>
         <w:jc w:val="both"/>
         <w:rPr>
+          <w:rFonts w:hint="default"/>
+          <w:b w:val="0"/>
+          <w:bCs w:val="0"/>
+          <w:sz w:val="24"/>
+          <w:szCs w:val="24"/>
+          <w:lang w:eastAsia="zh-CN"/>
+        </w:rPr>
+      </w:pPr>
+      <w:r>
+        <w:rPr>
+          <w:rFonts w:hint="default"/>
+          <w:b w:val="0"/>
+          <w:bCs w:val="0"/>
+          <w:sz w:val="24"/>
+          <w:szCs w:val="24"/>
+          <w:lang w:eastAsia="zh-CN"/>
+        </w:rPr>
+        <w:t>2 3 0</w:t>
+      </w:r>
+    </w:p>
+    <w:p>
+      <w:pPr>
+        <w:widowControl w:val="0"/>
+        <w:numPr>
+          <w:ilvl w:val="0"/>
+          <w:numId w:val="0"/>
+        </w:numPr>
+        <w:jc w:val="both"/>
+        <w:rPr>
+          <w:rFonts w:hint="default"/>
+          <w:b w:val="0"/>
+          <w:bCs w:val="0"/>
+          <w:sz w:val="24"/>
+          <w:szCs w:val="24"/>
+          <w:lang w:eastAsia="zh-CN"/>
+        </w:rPr>
+      </w:pPr>
+      <w:r>
+        <w:rPr>
+          <w:rFonts w:hint="default"/>
+          <w:b w:val="0"/>
+          <w:bCs w:val="0"/>
+          <w:sz w:val="24"/>
+          <w:szCs w:val="24"/>
+          <w:lang w:eastAsia="zh-CN"/>
+        </w:rPr>
+        <w:t>3 4 0</w:t>
+      </w:r>
+    </w:p>
+    <w:p>
+      <w:pPr>
+        <w:widowControl w:val="0"/>
+        <w:numPr>
+          <w:ilvl w:val="0"/>
+          <w:numId w:val="0"/>
+        </w:numPr>
+        <w:jc w:val="both"/>
+        <w:rPr>
+          <w:rFonts w:hint="default"/>
+          <w:b w:val="0"/>
+          <w:bCs w:val="0"/>
+          <w:sz w:val="24"/>
+          <w:szCs w:val="24"/>
+          <w:lang w:eastAsia="zh-CN"/>
+        </w:rPr>
+      </w:pPr>
+      <w:r>
+        <w:rPr>
+          <w:rFonts w:hint="default"/>
+          <w:b w:val="0"/>
+          <w:bCs w:val="0"/>
+          <w:sz w:val="24"/>
+          <w:szCs w:val="24"/>
+          <w:lang w:eastAsia="zh-CN"/>
+        </w:rPr>
+        <w:t>4 5 0</w:t>
+      </w:r>
+    </w:p>
+    <w:p>
+      <w:pPr>
+        <w:widowControl w:val="0"/>
+        <w:numPr>
+          <w:ilvl w:val="0"/>
+          <w:numId w:val="0"/>
+        </w:numPr>
+        <w:jc w:val="both"/>
+        <w:rPr>
+          <w:rFonts w:hint="default"/>
+          <w:b w:val="0"/>
+          <w:bCs w:val="0"/>
+          <w:sz w:val="24"/>
+          <w:szCs w:val="24"/>
+          <w:lang w:eastAsia="zh-CN"/>
+        </w:rPr>
+      </w:pPr>
+      <w:r>
+        <w:rPr>
+          <w:rFonts w:hint="default"/>
+          <w:b w:val="0"/>
+          <w:bCs w:val="0"/>
+          <w:sz w:val="24"/>
+          <w:szCs w:val="24"/>
+          <w:lang w:eastAsia="zh-CN"/>
+        </w:rPr>
+        <w:t>4 6 0</w:t>
+      </w:r>
+    </w:p>
+    <w:p>
+      <w:pPr>
+        <w:widowControl w:val="0"/>
+        <w:numPr>
+          <w:ilvl w:val="0"/>
+          <w:numId w:val="0"/>
+        </w:numPr>
+        <w:jc w:val="both"/>
+        <w:rPr>
+          <w:rFonts w:hint="default"/>
+          <w:b w:val="0"/>
+          <w:bCs w:val="0"/>
+          <w:sz w:val="24"/>
+          <w:szCs w:val="24"/>
+          <w:lang w:eastAsia="zh-CN"/>
+        </w:rPr>
+      </w:pPr>
+      <w:r>
+        <w:rPr>
+          <w:rFonts w:hint="default"/>
+          <w:b w:val="0"/>
+          <w:bCs w:val="0"/>
+          <w:sz w:val="24"/>
+          <w:szCs w:val="24"/>
+          <w:lang w:eastAsia="zh-CN"/>
+        </w:rPr>
+        <w:t>6 7 0</w:t>
+      </w:r>
+    </w:p>
+    <w:p>
+      <w:pPr>
+        <w:widowControl w:val="0"/>
+        <w:numPr>
+          <w:ilvl w:val="0"/>
+          <w:numId w:val="0"/>
+        </w:numPr>
+        <w:jc w:val="both"/>
+        <w:rPr>
+          <w:rFonts w:hint="default"/>
+          <w:b w:val="0"/>
+          <w:bCs w:val="0"/>
+          <w:sz w:val="24"/>
+          <w:szCs w:val="24"/>
+          <w:lang w:eastAsia="zh-CN"/>
+        </w:rPr>
+      </w:pPr>
+      <w:r>
+        <w:rPr>
+          <w:rFonts w:hint="default"/>
+          <w:b w:val="0"/>
+          <w:bCs w:val="0"/>
+          <w:sz w:val="24"/>
+          <w:szCs w:val="24"/>
+          <w:lang w:eastAsia="zh-CN"/>
+        </w:rPr>
+        <w:t>4 8 0</w:t>
+      </w:r>
+    </w:p>
+    <w:p>
+      <w:pPr>
+        <w:widowControl w:val="0"/>
+        <w:numPr>
+          <w:ilvl w:val="0"/>
+          <w:numId w:val="0"/>
+        </w:numPr>
+        <w:jc w:val="both"/>
+        <w:rPr>
+          <w:rFonts w:hint="default"/>
+          <w:b w:val="0"/>
+          <w:bCs w:val="0"/>
+          <w:sz w:val="24"/>
+          <w:szCs w:val="24"/>
+          <w:lang w:eastAsia="zh-CN"/>
+        </w:rPr>
+      </w:pPr>
+      <w:r>
+        <w:rPr>
+          <w:rFonts w:hint="default"/>
+          <w:b w:val="0"/>
+          <w:bCs w:val="0"/>
+          <w:sz w:val="24"/>
+          <w:szCs w:val="24"/>
+          <w:lang w:eastAsia="zh-CN"/>
+        </w:rPr>
+        <w:t>8 9 0</w:t>
+      </w:r>
+    </w:p>
+    <w:p>
+      <w:pPr>
+        <w:widowControl w:val="0"/>
+        <w:numPr>
+          <w:ilvl w:val="0"/>
+          <w:numId w:val="0"/>
+        </w:numPr>
+        <w:jc w:val="both"/>
+        <w:rPr>
+          <w:rFonts w:hint="default"/>
+          <w:b w:val="0"/>
+          <w:bCs w:val="0"/>
+          <w:sz w:val="24"/>
+          <w:szCs w:val="24"/>
+          <w:lang w:eastAsia="zh-CN"/>
+        </w:rPr>
+      </w:pPr>
+      <w:r>
+        <w:rPr>
+          <w:rFonts w:hint="default"/>
+          <w:b w:val="0"/>
+          <w:bCs w:val="0"/>
+          <w:sz w:val="24"/>
+          <w:szCs w:val="24"/>
+          <w:lang w:eastAsia="zh-CN"/>
+        </w:rPr>
+        <w:t>9 10 0</w:t>
+      </w:r>
+    </w:p>
+    <w:p>
+      <w:pPr>
+        <w:widowControl w:val="0"/>
+        <w:numPr>
+          <w:ilvl w:val="0"/>
+          <w:numId w:val="0"/>
+        </w:numPr>
+        <w:jc w:val="both"/>
+        <w:rPr>
+          <w:rFonts w:hint="default"/>
+          <w:b w:val="0"/>
+          <w:bCs w:val="0"/>
+          <w:sz w:val="24"/>
+          <w:szCs w:val="24"/>
+          <w:lang w:eastAsia="zh-CN"/>
+        </w:rPr>
+      </w:pPr>
+      <w:r>
+        <w:rPr>
+          <w:rFonts w:hint="default"/>
+          <w:b w:val="0"/>
+          <w:bCs w:val="0"/>
+          <w:sz w:val="24"/>
+          <w:szCs w:val="24"/>
+          <w:lang w:eastAsia="zh-CN"/>
+        </w:rPr>
+        <w:t>10 11 0</w:t>
+      </w:r>
+    </w:p>
+    <w:p>
+      <w:pPr>
+        <w:widowControl w:val="0"/>
+        <w:numPr>
+          <w:ilvl w:val="0"/>
+          <w:numId w:val="0"/>
+        </w:numPr>
+        <w:jc w:val="both"/>
+        <w:rPr>
+          <w:rFonts w:hint="default"/>
+          <w:b w:val="0"/>
+          <w:bCs w:val="0"/>
+          <w:sz w:val="24"/>
+          <w:szCs w:val="24"/>
+          <w:lang w:eastAsia="zh-CN"/>
+        </w:rPr>
+      </w:pPr>
+      <w:r>
+        <w:rPr>
+          <w:rFonts w:hint="default"/>
+          <w:b w:val="0"/>
+          <w:bCs w:val="0"/>
+          <w:sz w:val="24"/>
+          <w:szCs w:val="24"/>
+          <w:lang w:eastAsia="zh-CN"/>
+        </w:rPr>
+        <w:t>11 12 0</w:t>
+      </w:r>
+    </w:p>
+    <w:p>
+      <w:pPr>
+        <w:widowControl w:val="0"/>
+        <w:numPr>
+          <w:ilvl w:val="0"/>
+          <w:numId w:val="0"/>
+        </w:numPr>
+        <w:jc w:val="both"/>
+        <w:rPr>
+          <w:rFonts w:hint="default"/>
+          <w:b w:val="0"/>
+          <w:bCs w:val="0"/>
+          <w:sz w:val="24"/>
+          <w:szCs w:val="24"/>
+          <w:lang w:eastAsia="zh-CN"/>
+        </w:rPr>
+      </w:pPr>
+      <w:r>
+        <w:rPr>
+          <w:rFonts w:hint="default"/>
+          <w:b w:val="0"/>
+          <w:bCs w:val="0"/>
+          <w:sz w:val="24"/>
+          <w:szCs w:val="24"/>
+          <w:lang w:eastAsia="zh-CN"/>
+        </w:rPr>
+        <w:t>9 13 0</w:t>
+      </w:r>
+    </w:p>
+    <w:p>
+      <w:pPr>
+        <w:widowControl w:val="0"/>
+        <w:numPr>
+          <w:ilvl w:val="0"/>
+          <w:numId w:val="0"/>
+        </w:numPr>
+        <w:jc w:val="both"/>
+        <w:rPr>
+          <w:rFonts w:hint="default"/>
+          <w:b w:val="0"/>
+          <w:bCs w:val="0"/>
+          <w:sz w:val="24"/>
+          <w:szCs w:val="24"/>
+          <w:lang w:eastAsia="zh-CN"/>
+        </w:rPr>
+      </w:pPr>
+      <w:r>
+        <w:rPr>
+          <w:rFonts w:hint="default"/>
+          <w:b w:val="0"/>
+          <w:bCs w:val="0"/>
+          <w:sz w:val="24"/>
+          <w:szCs w:val="24"/>
+          <w:lang w:eastAsia="zh-CN"/>
+        </w:rPr>
+        <w:t>9 14 0</w:t>
+      </w:r>
+    </w:p>
+    <w:p>
+      <w:pPr>
+        <w:widowControl w:val="0"/>
+        <w:numPr>
+          <w:ilvl w:val="0"/>
+          <w:numId w:val="0"/>
+        </w:numPr>
+        <w:jc w:val="both"/>
+        <w:rPr>
+          <w:rFonts w:hint="eastAsia"/>
+          <w:b w:val="0"/>
+          <w:bCs w:val="0"/>
+          <w:sz w:val="24"/>
+          <w:szCs w:val="24"/>
+          <w:lang w:eastAsia="zh-CN"/>
+        </w:rPr>
+      </w:pPr>
+      <w:r>
+        <w:rPr>
+          <w:rFonts w:hint="default"/>
+          <w:b w:val="0"/>
+          <w:bCs w:val="0"/>
+          <w:sz w:val="24"/>
+          <w:szCs w:val="24"/>
+          <w:lang w:eastAsia="zh-CN"/>
+        </w:rPr>
+        <w:t>14 15 0</w:t>
+      </w:r>
+    </w:p>
+    <w:p>
+      <w:pPr>
+        <w:widowControl w:val="0"/>
+        <w:numPr>
+          <w:ilvl w:val="0"/>
+          <w:numId w:val="0"/>
+        </w:numPr>
+        <w:jc w:val="both"/>
+        <w:rPr>
+          <w:rFonts w:hint="eastAsia"/>
+          <w:b w:val="0"/>
+          <w:bCs w:val="0"/>
+          <w:color w:val="auto"/>
+          <w:sz w:val="24"/>
+          <w:szCs w:val="24"/>
+          <w:lang w:val="en-US" w:eastAsia="zh-CN"/>
+        </w:rPr>
+      </w:pPr>
+    </w:p>
+    <w:p>
+      <w:pPr>
+        <w:widowControl w:val="0"/>
+        <w:numPr>
+          <w:ilvl w:val="0"/>
+          <w:numId w:val="0"/>
+        </w:numPr>
+        <w:jc w:val="both"/>
+        <w:rPr>
           <w:rFonts w:hint="eastAsia"/>
           <w:b w:val="0"/>
           <w:bCs w:val="0"/>
@@ -455,15 +897,50 @@
       <w:pPr>
         <w:jc w:val="both"/>
         <w:rPr>
-          <w:rFonts w:hint="eastAsia"/>
-          <w:b w:val="0"/>
-          <w:bCs w:val="0"/>
-          <w:sz w:val="24"/>
-          <w:szCs w:val="24"/>
-          <w:lang w:val="en-US" w:eastAsia="zh-CN"/>
+          <w:rFonts w:hint="default"/>
+          <w:b w:val="0"/>
+          <w:bCs w:val="0"/>
+          <w:sz w:val="24"/>
+          <w:szCs w:val="24"/>
+          <w:lang w:eastAsia="zh-CN"/>
         </w:rPr>
       </w:pPr>
       <w:bookmarkStart w:id="5" w:name="OLE_LINK9"/>
+      <w:r>
+        <w:rPr>
+          <w:rFonts w:hint="default"/>
+          <w:b w:val="0"/>
+          <w:bCs w:val="0"/>
+          <w:sz w:val="24"/>
+          <w:szCs w:val="24"/>
+          <w:lang w:eastAsia="zh-CN"/>
+        </w:rPr>
+        <w:t>3</w:t>
+      </w:r>
+    </w:p>
+    <w:p>
+      <w:pPr>
+        <w:jc w:val="both"/>
+        <w:rPr>
+          <w:rFonts w:hint="eastAsia"/>
+          <w:b w:val="0"/>
+          <w:bCs w:val="0"/>
+          <w:sz w:val="24"/>
+          <w:szCs w:val="24"/>
+          <w:lang w:eastAsia="zh-CN"/>
+        </w:rPr>
+      </w:pPr>
+      <w:r>
+        <w:rPr>
+          <w:rFonts w:hint="default"/>
+          <w:b w:val="0"/>
+          <w:bCs w:val="0"/>
+          <w:sz w:val="24"/>
+          <w:szCs w:val="24"/>
+          <w:lang w:eastAsia="zh-CN"/>
+        </w:rPr>
+        <w:t>3</w:t>
+      </w:r>
     </w:p>
     <w:p>
       <w:pPr>
@@ -537,7 +1014,29 @@
           <w:szCs w:val="24"/>
           <w:lang w:val="en-US" w:eastAsia="zh-CN"/>
         </w:rPr>
-        <w:t>2 &lt;= N &lt;= 10,0000; 1 &lt;= u,v &lt;= N; p = {0, 1};</w:t>
+        <w:t xml:space="preserve">2 &lt;= N &lt;= </w:t>
+      </w:r>
+      <w:r>
+        <w:rPr>
+          <w:rFonts w:hint="default"/>
+          <w:b w:val="0"/>
+          <w:bCs w:val="0"/>
+          <w:sz w:val="24"/>
+          <w:szCs w:val="24"/>
+          <w:lang w:eastAsia="zh-CN"/>
+        </w:rPr>
+        <w:t>2</w:t>
+      </w:r>
+      <w:r>
+        <w:rPr>
+          <w:rFonts w:hint="eastAsia"/>
+          <w:b w:val="0"/>
+          <w:bCs w:val="0"/>
+          <w:sz w:val="24"/>
+          <w:szCs w:val="24"/>
+          <w:lang w:val="en-US" w:eastAsia="zh-CN"/>
+        </w:rPr>
+        <w:t>0,0000; 1 &lt;= u,v &lt;= N; p = {0, 1};</w:t>
       </w:r>
     </w:p>
     <w:p>
@@ -911,7 +1410,7 @@
   <a:themeElements>
     <a:clrScheme name="Office">
       <a:dk1>
-        <a:sysClr val="windowText" lastClr="000000"/>
+        <a:sysClr val="windowText" lastClr="4C4C4C"/>
       </a:dk1>
       <a:lt1>
         <a:sysClr val="window" lastClr="FFFFFF"/>
@@ -1158,6 +1657,7 @@
     </a:fmtScheme>
   </a:themeElements>
   <a:objectDefaults/>
+  <a:extraClrSchemeLst/>
 </a:theme>
 </file>
 

--- a/Minecraft杯模拟赛Ⅵ/大圣诞树/大圣诞树.docx
+++ b/Minecraft杯模拟赛Ⅵ/大圣诞树/大圣诞树.docx
@@ -151,8 +151,6 @@
         </w:rPr>
         <w:t>#pragma GCC optimize(2)</w:t>
       </w:r>
-      <w:bookmarkStart w:id="6" w:name="_GoBack"/>
-      <w:bookmarkEnd w:id="6"/>
     </w:p>
     <w:p>
       <w:pPr>
@@ -376,12 +374,12 @@
       <w:pPr>
         <w:jc w:val="both"/>
         <w:rPr>
-          <w:rFonts w:hint="eastAsia"/>
-          <w:b/>
-          <w:bCs/>
-          <w:sz w:val="28"/>
-          <w:szCs w:val="28"/>
-          <w:lang w:val="en-US" w:eastAsia="zh-CN"/>
+          <w:rFonts w:hint="default"/>
+          <w:b w:val="0"/>
+          <w:bCs w:val="0"/>
+          <w:sz w:val="24"/>
+          <w:szCs w:val="24"/>
+          <w:lang w:eastAsia="zh-CN"/>
         </w:rPr>
       </w:pPr>
       <w:r>
@@ -453,6 +451,8 @@
         </w:rPr>
         <w:t>1 2 0</w:t>
       </w:r>
+      <w:bookmarkStart w:id="6" w:name="_GoBack"/>
+      <w:bookmarkEnd w:id="6"/>
     </w:p>
     <w:p>
       <w:pPr>

--- a/Minecraft杯模拟赛Ⅵ/大圣诞树/大圣诞树.docx
+++ b/Minecraft杯模拟赛Ⅵ/大圣诞树/大圣诞树.docx
@@ -35,7 +35,29 @@
           <w:szCs w:val="21"/>
           <w:lang w:val="en-US" w:eastAsia="zh-CN"/>
         </w:rPr>
-        <w:t>MB,2S,christmas.xxx</w:t>
+        <w:t>MB,</w:t>
+      </w:r>
+      <w:r>
+        <w:rPr>
+          <w:rFonts w:hint="default"/>
+          <w:b/>
+          <w:bCs/>
+          <w:sz w:val="21"/>
+          <w:szCs w:val="21"/>
+          <w:lang w:eastAsia="zh-CN"/>
+        </w:rPr>
+        <w:t>4</w:t>
+      </w:r>
+      <w:r>
+        <w:rPr>
+          <w:rFonts w:hint="eastAsia"/>
+          <w:b/>
+          <w:bCs/>
+          <w:sz w:val="21"/>
+          <w:szCs w:val="21"/>
+          <w:lang w:val="en-US" w:eastAsia="zh-CN"/>
+        </w:rPr>
+        <w:t>S,christmas.xxx</w:t>
       </w:r>
     </w:p>
     <w:p>
@@ -88,6 +110,8 @@
         </w:rPr>
         <w:t>问题描述</w:t>
       </w:r>
+      <w:bookmarkStart w:id="6" w:name="_GoBack"/>
+      <w:bookmarkEnd w:id="6"/>
     </w:p>
     <w:p>
       <w:pPr>
@@ -451,8 +475,6 @@
         </w:rPr>
         <w:t>1 2 0</w:t>
       </w:r>
-      <w:bookmarkStart w:id="6" w:name="_GoBack"/>
-      <w:bookmarkEnd w:id="6"/>
     </w:p>
     <w:p>
       <w:pPr>
@@ -1025,7 +1047,7 @@
           <w:szCs w:val="24"/>
           <w:lang w:eastAsia="zh-CN"/>
         </w:rPr>
-        <w:t>2</w:t>
+        <w:t>1</w:t>
       </w:r>
       <w:r>
         <w:rPr>

--- a/Minecraft杯模拟赛Ⅵ/大圣诞树/大圣诞树.docx
+++ b/Minecraft杯模拟赛Ⅵ/大圣诞树/大圣诞树.docx
@@ -46,7 +46,7 @@
           <w:szCs w:val="21"/>
           <w:lang w:eastAsia="zh-CN"/>
         </w:rPr>
-        <w:t>4</w:t>
+        <w:t>2</w:t>
       </w:r>
       <w:r>
         <w:rPr>
@@ -110,87 +110,281 @@
         </w:rPr>
         <w:t>问题描述</w:t>
       </w:r>
+    </w:p>
+    <w:p>
+      <w:pPr>
+        <w:ind w:firstLine="420" w:firstLineChars="0"/>
+        <w:jc w:val="both"/>
+        <w:rPr>
+          <w:rFonts w:hint="eastAsia" w:eastAsiaTheme="minorEastAsia"/>
+          <w:b w:val="0"/>
+          <w:bCs w:val="0"/>
+          <w:sz w:val="24"/>
+          <w:szCs w:val="24"/>
+          <w:lang w:eastAsia="zh-CN"/>
+        </w:rPr>
+      </w:pPr>
+      <w:bookmarkStart w:id="2" w:name="OLE_LINK2"/>
+      <w:r>
+        <w:rPr>
+          <w:rFonts w:hint="eastAsia"/>
+          <w:b w:val="0"/>
+          <w:bCs w:val="0"/>
+          <w:color w:val="0070C0"/>
+          <w:sz w:val="24"/>
+          <w:szCs w:val="24"/>
+          <w:lang w:val="en-US" w:eastAsia="zh-CN"/>
+        </w:rPr>
+        <w:t>[山谷村长]</w:t>
+      </w:r>
+      <w:r>
+        <w:rPr>
+          <w:rFonts w:hint="eastAsia"/>
+          <w:b w:val="0"/>
+          <w:bCs w:val="0"/>
+          <w:sz w:val="24"/>
+          <w:szCs w:val="24"/>
+          <w:lang w:val="en-US" w:eastAsia="zh-CN"/>
+        </w:rPr>
+        <w:t>gbakkk5951在北境雪地建造一棵大圣诞树，在图论上来说可以看做一棵N个节点N-1条边的树，节点编号1到N。树上的每一条边都挂上了一条灯带，开始时，有些灯带是点亮的，有些灯带是熄灭的。</w:t>
+      </w:r>
+      <w:r>
+        <w:rPr>
+          <w:rFonts w:hint="default"/>
+          <w:b w:val="0"/>
+          <w:bCs w:val="0"/>
+          <w:sz w:val="24"/>
+          <w:szCs w:val="24"/>
+          <w:lang w:eastAsia="zh-CN"/>
+        </w:rPr>
+        <w:t>现在村长想进行M次如下操作，将i到j路径上的所有灯熄灭（若已经熄灭则无视），求树上最长的连续的被点亮灯带的长度。</w:t>
+      </w:r>
+    </w:p>
+    <w:p>
+      <w:pPr>
+        <w:ind w:firstLine="420" w:firstLineChars="0"/>
+        <w:jc w:val="both"/>
+        <w:rPr>
+          <w:rFonts w:hint="default"/>
+          <w:b w:val="0"/>
+          <w:bCs w:val="0"/>
+          <w:sz w:val="24"/>
+          <w:szCs w:val="24"/>
+          <w:lang w:eastAsia="zh-CN"/>
+        </w:rPr>
+      </w:pPr>
+      <w:r>
+        <w:rPr>
+          <w:rFonts w:hint="default"/>
+          <w:b w:val="0"/>
+          <w:bCs w:val="0"/>
+          <w:sz w:val="24"/>
+          <w:szCs w:val="24"/>
+          <w:lang w:eastAsia="zh-CN"/>
+        </w:rPr>
+        <w:t>选手可以自行开启O2。</w:t>
+      </w:r>
+    </w:p>
+    <w:p>
+      <w:pPr>
+        <w:ind w:firstLine="420" w:firstLineChars="0"/>
+        <w:jc w:val="both"/>
+        <w:rPr>
+          <w:rFonts w:hint="eastAsia"/>
+          <w:b w:val="0"/>
+          <w:bCs w:val="0"/>
+          <w:sz w:val="24"/>
+          <w:szCs w:val="24"/>
+          <w:lang w:eastAsia="zh-CN"/>
+        </w:rPr>
+      </w:pPr>
+    </w:p>
+    <w:bookmarkEnd w:id="2"/>
+    <w:p>
+      <w:pPr>
+        <w:jc w:val="both"/>
+        <w:rPr>
+          <w:rFonts w:hint="eastAsia"/>
+          <w:b/>
+          <w:bCs/>
+          <w:sz w:val="28"/>
+          <w:szCs w:val="28"/>
+          <w:lang w:val="en-US" w:eastAsia="zh-CN"/>
+        </w:rPr>
+      </w:pPr>
+      <w:r>
+        <w:rPr>
+          <w:rFonts w:hint="eastAsia"/>
+          <w:b/>
+          <w:bCs/>
+          <w:sz w:val="28"/>
+          <w:szCs w:val="28"/>
+          <w:lang w:val="en-US" w:eastAsia="zh-CN"/>
+        </w:rPr>
+        <w:t>输入描述</w:t>
+      </w:r>
+    </w:p>
+    <w:p>
+      <w:pPr>
+        <w:jc w:val="both"/>
+        <w:outlineLvl w:val="9"/>
+        <w:rPr>
+          <w:rFonts w:hint="eastAsia"/>
+          <w:b w:val="0"/>
+          <w:bCs w:val="0"/>
+          <w:sz w:val="24"/>
+          <w:szCs w:val="24"/>
+          <w:lang w:eastAsia="zh-CN"/>
+        </w:rPr>
+      </w:pPr>
+      <w:bookmarkStart w:id="3" w:name="OLE_LINK4"/>
+      <w:r>
+        <w:rPr>
+          <w:rFonts w:hint="eastAsia"/>
+          <w:b w:val="0"/>
+          <w:bCs w:val="0"/>
+          <w:sz w:val="24"/>
+          <w:szCs w:val="24"/>
+          <w:lang w:val="en-US" w:eastAsia="zh-CN"/>
+        </w:rPr>
+        <w:tab/>
+      </w:r>
+      <w:r>
+        <w:rPr>
+          <w:rFonts w:hint="eastAsia"/>
+          <w:b w:val="0"/>
+          <w:bCs w:val="0"/>
+          <w:sz w:val="24"/>
+          <w:szCs w:val="24"/>
+          <w:lang w:val="en-US" w:eastAsia="zh-CN"/>
+        </w:rPr>
+        <w:t>第一行</w:t>
+      </w:r>
+      <w:r>
+        <w:rPr>
+          <w:rFonts w:hint="default"/>
+          <w:b w:val="0"/>
+          <w:bCs w:val="0"/>
+          <w:sz w:val="24"/>
+          <w:szCs w:val="24"/>
+          <w:lang w:eastAsia="zh-CN"/>
+        </w:rPr>
+        <w:t>2</w:t>
+      </w:r>
+      <w:r>
+        <w:rPr>
+          <w:rFonts w:hint="eastAsia"/>
+          <w:b w:val="0"/>
+          <w:bCs w:val="0"/>
+          <w:sz w:val="24"/>
+          <w:szCs w:val="24"/>
+          <w:lang w:val="en-US" w:eastAsia="zh-CN"/>
+        </w:rPr>
+        <w:t>个整数N</w:t>
+      </w:r>
+      <w:r>
+        <w:rPr>
+          <w:rFonts w:hint="default"/>
+          <w:b w:val="0"/>
+          <w:bCs w:val="0"/>
+          <w:sz w:val="24"/>
+          <w:szCs w:val="24"/>
+          <w:lang w:eastAsia="zh-CN"/>
+        </w:rPr>
+        <w:t>，M</w:t>
+      </w:r>
+    </w:p>
+    <w:p>
+      <w:pPr>
+        <w:jc w:val="both"/>
+        <w:outlineLvl w:val="9"/>
+        <w:rPr>
+          <w:rFonts w:hint="eastAsia"/>
+          <w:b w:val="0"/>
+          <w:bCs w:val="0"/>
+          <w:sz w:val="24"/>
+          <w:szCs w:val="24"/>
+          <w:lang w:val="en-US" w:eastAsia="zh-CN"/>
+        </w:rPr>
+      </w:pPr>
+      <w:r>
+        <w:rPr>
+          <w:rFonts w:hint="eastAsia"/>
+          <w:b w:val="0"/>
+          <w:bCs w:val="0"/>
+          <w:sz w:val="24"/>
+          <w:szCs w:val="24"/>
+          <w:lang w:val="en-US" w:eastAsia="zh-CN"/>
+        </w:rPr>
+        <w:tab/>
+      </w:r>
+      <w:r>
+        <w:rPr>
+          <w:rFonts w:hint="eastAsia"/>
+          <w:b w:val="0"/>
+          <w:bCs w:val="0"/>
+          <w:sz w:val="24"/>
+          <w:szCs w:val="24"/>
+          <w:lang w:val="en-US" w:eastAsia="zh-CN"/>
+        </w:rPr>
+        <w:t>接下来N - 1行，每行两个整数u, v</w:t>
+      </w:r>
       <w:bookmarkStart w:id="6" w:name="_GoBack"/>
       <w:bookmarkEnd w:id="6"/>
+      <w:r>
+        <w:rPr>
+          <w:rFonts w:hint="eastAsia"/>
+          <w:b w:val="0"/>
+          <w:bCs w:val="0"/>
+          <w:sz w:val="24"/>
+          <w:szCs w:val="24"/>
+          <w:lang w:val="en-US" w:eastAsia="zh-CN"/>
+        </w:rPr>
+        <w:t>表示u与v之间有一条边。</w:t>
+      </w:r>
     </w:p>
     <w:p>
       <w:pPr>
         <w:ind w:firstLine="420" w:firstLineChars="0"/>
         <w:jc w:val="both"/>
-        <w:rPr>
-          <w:rFonts w:hint="eastAsia" w:eastAsiaTheme="minorEastAsia"/>
-          <w:b w:val="0"/>
-          <w:bCs w:val="0"/>
-          <w:sz w:val="24"/>
-          <w:szCs w:val="24"/>
-          <w:lang w:val="en-US" w:eastAsia="zh-CN"/>
-        </w:rPr>
-      </w:pPr>
-      <w:bookmarkStart w:id="2" w:name="OLE_LINK2"/>
-      <w:r>
-        <w:rPr>
-          <w:rFonts w:hint="eastAsia"/>
-          <w:b w:val="0"/>
-          <w:bCs w:val="0"/>
-          <w:color w:val="0070C0"/>
-          <w:sz w:val="24"/>
-          <w:szCs w:val="24"/>
-          <w:lang w:val="en-US" w:eastAsia="zh-CN"/>
-        </w:rPr>
-        <w:t>[山谷村长]</w:t>
-      </w:r>
-      <w:r>
-        <w:rPr>
-          <w:rFonts w:hint="eastAsia"/>
-          <w:b w:val="0"/>
-          <w:bCs w:val="0"/>
-          <w:sz w:val="24"/>
-          <w:szCs w:val="24"/>
-          <w:lang w:val="en-US" w:eastAsia="zh-CN"/>
-        </w:rPr>
-        <w:t>gbakkk5951在北境雪地建造一棵大圣诞树，在图论上来说可以看做一棵N个节点N-1条边的树，节点编号1到N。树上的每一条边都挂上了一条灯带，开始时，有些灯带是点亮的，有些灯带是熄灭的。现在可以进行若干次下述操作，将点a和点b间的最短路径上所有边的状态取反，由于进行一次上述操作都很麻烦，所有gbakkk5951想知道最少需要多少次才能将整棵树有全部灯带点亮，以及在全部灯带都被点亮后至少需要多少次才能将整棵树的全部灯带熄灭。</w:t>
-      </w:r>
-    </w:p>
+        <w:outlineLvl w:val="9"/>
+        <w:rPr>
+          <w:rFonts w:hint="eastAsia"/>
+          <w:b w:val="0"/>
+          <w:bCs w:val="0"/>
+          <w:sz w:val="24"/>
+          <w:szCs w:val="24"/>
+          <w:lang w:eastAsia="zh-CN"/>
+        </w:rPr>
+      </w:pPr>
+      <w:r>
+        <w:rPr>
+          <w:rFonts w:hint="default"/>
+          <w:b w:val="0"/>
+          <w:bCs w:val="0"/>
+          <w:sz w:val="24"/>
+          <w:szCs w:val="24"/>
+          <w:lang w:eastAsia="zh-CN"/>
+        </w:rPr>
+        <w:t>接下来M行，每行两个整数a，b表示将a到b之间的所有灯熄灭，并询问操作后树上最长连续的被点亮灯带的长度。</w:t>
+      </w:r>
+    </w:p>
+    <w:bookmarkEnd w:id="3"/>
     <w:p>
       <w:pPr>
         <w:ind w:firstLine="420" w:firstLineChars="0"/>
         <w:jc w:val="both"/>
-        <w:rPr>
-          <w:rFonts w:hint="default"/>
-          <w:b w:val="0"/>
-          <w:bCs w:val="0"/>
-          <w:sz w:val="24"/>
-          <w:szCs w:val="24"/>
-          <w:lang w:eastAsia="zh-CN"/>
-        </w:rPr>
-      </w:pPr>
-      <w:r>
-        <w:rPr>
-          <w:rFonts w:hint="default"/>
-          <w:b w:val="0"/>
-          <w:bCs w:val="0"/>
-          <w:sz w:val="24"/>
-          <w:szCs w:val="24"/>
-          <w:lang w:eastAsia="zh-CN"/>
-        </w:rPr>
-        <w:t>#pragma GCC optimize(2)</w:t>
-      </w:r>
-    </w:p>
-    <w:p>
-      <w:pPr>
-        <w:ind w:firstLine="420" w:firstLineChars="0"/>
-        <w:jc w:val="both"/>
-        <w:rPr>
-          <w:rFonts w:hint="eastAsia"/>
-          <w:b w:val="0"/>
-          <w:bCs w:val="0"/>
-          <w:sz w:val="24"/>
-          <w:szCs w:val="24"/>
-          <w:lang w:eastAsia="zh-CN"/>
-        </w:rPr>
-      </w:pPr>
-    </w:p>
-    <w:bookmarkEnd w:id="2"/>
+        <w:outlineLvl w:val="9"/>
+        <w:rPr>
+          <w:rFonts w:hint="eastAsia"/>
+          <w:b w:val="0"/>
+          <w:bCs w:val="0"/>
+          <w:sz w:val="24"/>
+          <w:szCs w:val="24"/>
+          <w:lang w:val="en-US" w:eastAsia="zh-CN"/>
+        </w:rPr>
+      </w:pPr>
+    </w:p>
     <w:p>
       <w:pPr>
         <w:jc w:val="both"/>
@@ -212,120 +406,44 @@
           <w:szCs w:val="28"/>
           <w:lang w:val="en-US" w:eastAsia="zh-CN"/>
         </w:rPr>
-        <w:t>输入描述</w:t>
-      </w:r>
-    </w:p>
-    <w:p>
-      <w:pPr>
-        <w:jc w:val="both"/>
-        <w:outlineLvl w:val="9"/>
-        <w:rPr>
-          <w:rFonts w:hint="eastAsia"/>
-          <w:b w:val="0"/>
-          <w:bCs w:val="0"/>
-          <w:sz w:val="24"/>
-          <w:szCs w:val="24"/>
-          <w:lang w:val="en-US" w:eastAsia="zh-CN"/>
-        </w:rPr>
-      </w:pPr>
-      <w:bookmarkStart w:id="3" w:name="OLE_LINK4"/>
-      <w:r>
-        <w:rPr>
-          <w:rFonts w:hint="eastAsia"/>
-          <w:b w:val="0"/>
-          <w:bCs w:val="0"/>
-          <w:sz w:val="24"/>
-          <w:szCs w:val="24"/>
-          <w:lang w:val="en-US" w:eastAsia="zh-CN"/>
-        </w:rPr>
-        <w:tab/>
-      </w:r>
-      <w:r>
-        <w:rPr>
-          <w:rFonts w:hint="eastAsia"/>
-          <w:b w:val="0"/>
-          <w:bCs w:val="0"/>
-          <w:sz w:val="24"/>
-          <w:szCs w:val="24"/>
-          <w:lang w:val="en-US" w:eastAsia="zh-CN"/>
-        </w:rPr>
-        <w:t>第一行1个整数N</w:t>
-      </w:r>
-    </w:p>
-    <w:p>
-      <w:pPr>
-        <w:jc w:val="both"/>
-        <w:outlineLvl w:val="9"/>
-        <w:rPr>
-          <w:rFonts w:hint="eastAsia"/>
-          <w:b w:val="0"/>
-          <w:bCs w:val="0"/>
-          <w:sz w:val="24"/>
-          <w:szCs w:val="24"/>
-          <w:lang w:val="en-US" w:eastAsia="zh-CN"/>
-        </w:rPr>
-      </w:pPr>
-      <w:r>
-        <w:rPr>
-          <w:rFonts w:hint="eastAsia"/>
-          <w:b w:val="0"/>
-          <w:bCs w:val="0"/>
-          <w:sz w:val="24"/>
-          <w:szCs w:val="24"/>
-          <w:lang w:val="en-US" w:eastAsia="zh-CN"/>
-        </w:rPr>
-        <w:tab/>
-      </w:r>
-      <w:r>
-        <w:rPr>
-          <w:rFonts w:hint="eastAsia"/>
-          <w:b w:val="0"/>
-          <w:bCs w:val="0"/>
-          <w:sz w:val="24"/>
-          <w:szCs w:val="24"/>
-          <w:lang w:val="en-US" w:eastAsia="zh-CN"/>
-        </w:rPr>
-        <w:t>接下来N - 1行，每行两个整数u, v, p表示u与v之间有一条边，初始状态为p（0表示熄灭，1表示点亮）。</w:t>
-      </w:r>
-    </w:p>
-    <w:bookmarkEnd w:id="3"/>
+        <w:t>输出描述</w:t>
+      </w:r>
+    </w:p>
     <w:p>
       <w:pPr>
         <w:ind w:firstLine="420" w:firstLineChars="0"/>
         <w:jc w:val="both"/>
-        <w:outlineLvl w:val="9"/>
-        <w:rPr>
-          <w:rFonts w:hint="eastAsia"/>
-          <w:b w:val="0"/>
-          <w:bCs w:val="0"/>
-          <w:sz w:val="24"/>
-          <w:szCs w:val="24"/>
-          <w:lang w:val="en-US" w:eastAsia="zh-CN"/>
-        </w:rPr>
-      </w:pPr>
-    </w:p>
-    <w:p>
-      <w:pPr>
-        <w:jc w:val="both"/>
-        <w:rPr>
-          <w:rFonts w:hint="eastAsia"/>
-          <w:b/>
-          <w:bCs/>
-          <w:sz w:val="28"/>
-          <w:szCs w:val="28"/>
-          <w:lang w:val="en-US" w:eastAsia="zh-CN"/>
-        </w:rPr>
-      </w:pPr>
-      <w:r>
-        <w:rPr>
-          <w:rFonts w:hint="eastAsia"/>
-          <w:b/>
-          <w:bCs/>
-          <w:sz w:val="28"/>
-          <w:szCs w:val="28"/>
-          <w:lang w:val="en-US" w:eastAsia="zh-CN"/>
-        </w:rPr>
-        <w:t>输出描述</w:t>
+        <w:rPr>
+          <w:rFonts w:hint="eastAsia"/>
+          <w:b w:val="0"/>
+          <w:bCs w:val="0"/>
+          <w:sz w:val="24"/>
+          <w:szCs w:val="24"/>
+          <w:lang w:eastAsia="zh-CN"/>
+        </w:rPr>
+      </w:pPr>
+      <w:bookmarkStart w:id="4" w:name="OLE_LINK6"/>
+      <w:r>
+        <w:rPr>
+          <w:rFonts w:hint="default"/>
+          <w:b w:val="0"/>
+          <w:bCs w:val="0"/>
+          <w:sz w:val="24"/>
+          <w:szCs w:val="24"/>
+          <w:lang w:eastAsia="zh-CN"/>
+        </w:rPr>
+        <w:t>输出M行，表示操作后</w:t>
+      </w:r>
+      <w:r>
+        <w:rPr>
+          <w:rFonts w:hint="default"/>
+          <w:b w:val="0"/>
+          <w:bCs w:val="0"/>
+          <w:sz w:val="24"/>
+          <w:szCs w:val="24"/>
+          <w:lang w:eastAsia="zh-CN"/>
+        </w:rPr>
+        <w:t>树上最长连续的被点亮灯带的长度。</w:t>
       </w:r>
     </w:p>
     <w:p>
@@ -338,58 +456,7 @@
           <w:bCs w:val="0"/>
           <w:sz w:val="24"/>
           <w:szCs w:val="24"/>
-          <w:lang w:val="en-US" w:eastAsia="zh-CN"/>
-        </w:rPr>
-      </w:pPr>
-      <w:bookmarkStart w:id="4" w:name="OLE_LINK6"/>
-      <w:r>
-        <w:rPr>
-          <w:rFonts w:hint="eastAsia"/>
-          <w:b w:val="0"/>
-          <w:bCs w:val="0"/>
-          <w:sz w:val="24"/>
-          <w:szCs w:val="24"/>
-          <w:lang w:val="en-US" w:eastAsia="zh-CN"/>
-        </w:rPr>
-        <w:t>第一行一个整数，表示最少需要多少次才能将整棵树有全部灯带点亮。</w:t>
-      </w:r>
-    </w:p>
-    <w:p>
-      <w:pPr>
-        <w:ind w:firstLine="420" w:firstLineChars="0"/>
-        <w:jc w:val="both"/>
-        <w:rPr>
-          <w:rFonts w:hint="eastAsia"/>
-          <w:b w:val="0"/>
-          <w:bCs w:val="0"/>
-          <w:sz w:val="24"/>
-          <w:szCs w:val="24"/>
-          <w:lang w:val="en-US" w:eastAsia="zh-CN"/>
-        </w:rPr>
-      </w:pPr>
-      <w:r>
-        <w:rPr>
-          <w:rFonts w:hint="eastAsia"/>
-          <w:b w:val="0"/>
-          <w:bCs w:val="0"/>
-          <w:sz w:val="24"/>
-          <w:szCs w:val="24"/>
-          <w:lang w:val="en-US" w:eastAsia="zh-CN"/>
-        </w:rPr>
-        <w:t>第二行一个整数，表示在全部灯带都被点亮后至少需要多少次才能将整棵树的全部灯带熄灭。</w:t>
-      </w:r>
-    </w:p>
-    <w:p>
-      <w:pPr>
-        <w:ind w:firstLine="420" w:firstLineChars="0"/>
-        <w:jc w:val="both"/>
-        <w:rPr>
-          <w:rFonts w:hint="eastAsia"/>
-          <w:b w:val="0"/>
-          <w:bCs w:val="0"/>
-          <w:sz w:val="24"/>
-          <w:szCs w:val="24"/>
-          <w:lang w:val="en-US" w:eastAsia="zh-CN"/>
+          <w:lang w:eastAsia="zh-CN"/>
         </w:rPr>
       </w:pPr>
     </w:p>
@@ -427,25 +494,15 @@
         </w:numPr>
         <w:jc w:val="both"/>
         <w:rPr>
-          <w:rFonts w:hint="default"/>
-          <w:b w:val="0"/>
-          <w:bCs w:val="0"/>
-          <w:sz w:val="24"/>
-          <w:szCs w:val="24"/>
-          <w:lang w:eastAsia="zh-CN"/>
-        </w:rPr>
-      </w:pPr>
-      <w:r>
-        <w:rPr>
-          <w:rFonts w:hint="default"/>
-          <w:b w:val="0"/>
-          <w:bCs w:val="0"/>
-          <w:sz w:val="24"/>
-          <w:szCs w:val="24"/>
-          <w:lang w:eastAsia="zh-CN"/>
-        </w:rPr>
-        <w:t>15</w:t>
-      </w:r>
+          <w:rFonts w:hint="eastAsia"/>
+          <w:b w:val="0"/>
+          <w:bCs w:val="0"/>
+          <w:color w:val="auto"/>
+          <w:sz w:val="24"/>
+          <w:szCs w:val="24"/>
+          <w:lang w:val="en-US" w:eastAsia="zh-CN"/>
+        </w:rPr>
+      </w:pPr>
     </w:p>
     <w:p>
       <w:pPr>
@@ -456,431 +513,6 @@
         </w:numPr>
         <w:jc w:val="both"/>
         <w:rPr>
-          <w:rFonts w:hint="default"/>
-          <w:b w:val="0"/>
-          <w:bCs w:val="0"/>
-          <w:sz w:val="24"/>
-          <w:szCs w:val="24"/>
-          <w:lang w:eastAsia="zh-CN"/>
-        </w:rPr>
-      </w:pPr>
-      <w:r>
-        <w:rPr>
-          <w:rFonts w:hint="default"/>
-          <w:b w:val="0"/>
-          <w:bCs w:val="0"/>
-          <w:sz w:val="24"/>
-          <w:szCs w:val="24"/>
-          <w:lang w:eastAsia="zh-CN"/>
-        </w:rPr>
-        <w:t>1 2 0</w:t>
-      </w:r>
-    </w:p>
-    <w:p>
-      <w:pPr>
-        <w:widowControl w:val="0"/>
-        <w:numPr>
-          <w:ilvl w:val="0"/>
-          <w:numId w:val="0"/>
-        </w:numPr>
-        <w:jc w:val="both"/>
-        <w:rPr>
-          <w:rFonts w:hint="default"/>
-          <w:b w:val="0"/>
-          <w:bCs w:val="0"/>
-          <w:sz w:val="24"/>
-          <w:szCs w:val="24"/>
-          <w:lang w:eastAsia="zh-CN"/>
-        </w:rPr>
-      </w:pPr>
-      <w:r>
-        <w:rPr>
-          <w:rFonts w:hint="default"/>
-          <w:b w:val="0"/>
-          <w:bCs w:val="0"/>
-          <w:sz w:val="24"/>
-          <w:szCs w:val="24"/>
-          <w:lang w:eastAsia="zh-CN"/>
-        </w:rPr>
-        <w:t>2 3 0</w:t>
-      </w:r>
-    </w:p>
-    <w:p>
-      <w:pPr>
-        <w:widowControl w:val="0"/>
-        <w:numPr>
-          <w:ilvl w:val="0"/>
-          <w:numId w:val="0"/>
-        </w:numPr>
-        <w:jc w:val="both"/>
-        <w:rPr>
-          <w:rFonts w:hint="default"/>
-          <w:b w:val="0"/>
-          <w:bCs w:val="0"/>
-          <w:sz w:val="24"/>
-          <w:szCs w:val="24"/>
-          <w:lang w:eastAsia="zh-CN"/>
-        </w:rPr>
-      </w:pPr>
-      <w:r>
-        <w:rPr>
-          <w:rFonts w:hint="default"/>
-          <w:b w:val="0"/>
-          <w:bCs w:val="0"/>
-          <w:sz w:val="24"/>
-          <w:szCs w:val="24"/>
-          <w:lang w:eastAsia="zh-CN"/>
-        </w:rPr>
-        <w:t>3 4 0</w:t>
-      </w:r>
-    </w:p>
-    <w:p>
-      <w:pPr>
-        <w:widowControl w:val="0"/>
-        <w:numPr>
-          <w:ilvl w:val="0"/>
-          <w:numId w:val="0"/>
-        </w:numPr>
-        <w:jc w:val="both"/>
-        <w:rPr>
-          <w:rFonts w:hint="default"/>
-          <w:b w:val="0"/>
-          <w:bCs w:val="0"/>
-          <w:sz w:val="24"/>
-          <w:szCs w:val="24"/>
-          <w:lang w:eastAsia="zh-CN"/>
-        </w:rPr>
-      </w:pPr>
-      <w:r>
-        <w:rPr>
-          <w:rFonts w:hint="default"/>
-          <w:b w:val="0"/>
-          <w:bCs w:val="0"/>
-          <w:sz w:val="24"/>
-          <w:szCs w:val="24"/>
-          <w:lang w:eastAsia="zh-CN"/>
-        </w:rPr>
-        <w:t>4 5 0</w:t>
-      </w:r>
-    </w:p>
-    <w:p>
-      <w:pPr>
-        <w:widowControl w:val="0"/>
-        <w:numPr>
-          <w:ilvl w:val="0"/>
-          <w:numId w:val="0"/>
-        </w:numPr>
-        <w:jc w:val="both"/>
-        <w:rPr>
-          <w:rFonts w:hint="default"/>
-          <w:b w:val="0"/>
-          <w:bCs w:val="0"/>
-          <w:sz w:val="24"/>
-          <w:szCs w:val="24"/>
-          <w:lang w:eastAsia="zh-CN"/>
-        </w:rPr>
-      </w:pPr>
-      <w:r>
-        <w:rPr>
-          <w:rFonts w:hint="default"/>
-          <w:b w:val="0"/>
-          <w:bCs w:val="0"/>
-          <w:sz w:val="24"/>
-          <w:szCs w:val="24"/>
-          <w:lang w:eastAsia="zh-CN"/>
-        </w:rPr>
-        <w:t>4 6 0</w:t>
-      </w:r>
-    </w:p>
-    <w:p>
-      <w:pPr>
-        <w:widowControl w:val="0"/>
-        <w:numPr>
-          <w:ilvl w:val="0"/>
-          <w:numId w:val="0"/>
-        </w:numPr>
-        <w:jc w:val="both"/>
-        <w:rPr>
-          <w:rFonts w:hint="default"/>
-          <w:b w:val="0"/>
-          <w:bCs w:val="0"/>
-          <w:sz w:val="24"/>
-          <w:szCs w:val="24"/>
-          <w:lang w:eastAsia="zh-CN"/>
-        </w:rPr>
-      </w:pPr>
-      <w:r>
-        <w:rPr>
-          <w:rFonts w:hint="default"/>
-          <w:b w:val="0"/>
-          <w:bCs w:val="0"/>
-          <w:sz w:val="24"/>
-          <w:szCs w:val="24"/>
-          <w:lang w:eastAsia="zh-CN"/>
-        </w:rPr>
-        <w:t>6 7 0</w:t>
-      </w:r>
-    </w:p>
-    <w:p>
-      <w:pPr>
-        <w:widowControl w:val="0"/>
-        <w:numPr>
-          <w:ilvl w:val="0"/>
-          <w:numId w:val="0"/>
-        </w:numPr>
-        <w:jc w:val="both"/>
-        <w:rPr>
-          <w:rFonts w:hint="default"/>
-          <w:b w:val="0"/>
-          <w:bCs w:val="0"/>
-          <w:sz w:val="24"/>
-          <w:szCs w:val="24"/>
-          <w:lang w:eastAsia="zh-CN"/>
-        </w:rPr>
-      </w:pPr>
-      <w:r>
-        <w:rPr>
-          <w:rFonts w:hint="default"/>
-          <w:b w:val="0"/>
-          <w:bCs w:val="0"/>
-          <w:sz w:val="24"/>
-          <w:szCs w:val="24"/>
-          <w:lang w:eastAsia="zh-CN"/>
-        </w:rPr>
-        <w:t>4 8 0</w:t>
-      </w:r>
-    </w:p>
-    <w:p>
-      <w:pPr>
-        <w:widowControl w:val="0"/>
-        <w:numPr>
-          <w:ilvl w:val="0"/>
-          <w:numId w:val="0"/>
-        </w:numPr>
-        <w:jc w:val="both"/>
-        <w:rPr>
-          <w:rFonts w:hint="default"/>
-          <w:b w:val="0"/>
-          <w:bCs w:val="0"/>
-          <w:sz w:val="24"/>
-          <w:szCs w:val="24"/>
-          <w:lang w:eastAsia="zh-CN"/>
-        </w:rPr>
-      </w:pPr>
-      <w:r>
-        <w:rPr>
-          <w:rFonts w:hint="default"/>
-          <w:b w:val="0"/>
-          <w:bCs w:val="0"/>
-          <w:sz w:val="24"/>
-          <w:szCs w:val="24"/>
-          <w:lang w:eastAsia="zh-CN"/>
-        </w:rPr>
-        <w:t>8 9 0</w:t>
-      </w:r>
-    </w:p>
-    <w:p>
-      <w:pPr>
-        <w:widowControl w:val="0"/>
-        <w:numPr>
-          <w:ilvl w:val="0"/>
-          <w:numId w:val="0"/>
-        </w:numPr>
-        <w:jc w:val="both"/>
-        <w:rPr>
-          <w:rFonts w:hint="default"/>
-          <w:b w:val="0"/>
-          <w:bCs w:val="0"/>
-          <w:sz w:val="24"/>
-          <w:szCs w:val="24"/>
-          <w:lang w:eastAsia="zh-CN"/>
-        </w:rPr>
-      </w:pPr>
-      <w:r>
-        <w:rPr>
-          <w:rFonts w:hint="default"/>
-          <w:b w:val="0"/>
-          <w:bCs w:val="0"/>
-          <w:sz w:val="24"/>
-          <w:szCs w:val="24"/>
-          <w:lang w:eastAsia="zh-CN"/>
-        </w:rPr>
-        <w:t>9 10 0</w:t>
-      </w:r>
-    </w:p>
-    <w:p>
-      <w:pPr>
-        <w:widowControl w:val="0"/>
-        <w:numPr>
-          <w:ilvl w:val="0"/>
-          <w:numId w:val="0"/>
-        </w:numPr>
-        <w:jc w:val="both"/>
-        <w:rPr>
-          <w:rFonts w:hint="default"/>
-          <w:b w:val="0"/>
-          <w:bCs w:val="0"/>
-          <w:sz w:val="24"/>
-          <w:szCs w:val="24"/>
-          <w:lang w:eastAsia="zh-CN"/>
-        </w:rPr>
-      </w:pPr>
-      <w:r>
-        <w:rPr>
-          <w:rFonts w:hint="default"/>
-          <w:b w:val="0"/>
-          <w:bCs w:val="0"/>
-          <w:sz w:val="24"/>
-          <w:szCs w:val="24"/>
-          <w:lang w:eastAsia="zh-CN"/>
-        </w:rPr>
-        <w:t>10 11 0</w:t>
-      </w:r>
-    </w:p>
-    <w:p>
-      <w:pPr>
-        <w:widowControl w:val="0"/>
-        <w:numPr>
-          <w:ilvl w:val="0"/>
-          <w:numId w:val="0"/>
-        </w:numPr>
-        <w:jc w:val="both"/>
-        <w:rPr>
-          <w:rFonts w:hint="default"/>
-          <w:b w:val="0"/>
-          <w:bCs w:val="0"/>
-          <w:sz w:val="24"/>
-          <w:szCs w:val="24"/>
-          <w:lang w:eastAsia="zh-CN"/>
-        </w:rPr>
-      </w:pPr>
-      <w:r>
-        <w:rPr>
-          <w:rFonts w:hint="default"/>
-          <w:b w:val="0"/>
-          <w:bCs w:val="0"/>
-          <w:sz w:val="24"/>
-          <w:szCs w:val="24"/>
-          <w:lang w:eastAsia="zh-CN"/>
-        </w:rPr>
-        <w:t>11 12 0</w:t>
-      </w:r>
-    </w:p>
-    <w:p>
-      <w:pPr>
-        <w:widowControl w:val="0"/>
-        <w:numPr>
-          <w:ilvl w:val="0"/>
-          <w:numId w:val="0"/>
-        </w:numPr>
-        <w:jc w:val="both"/>
-        <w:rPr>
-          <w:rFonts w:hint="default"/>
-          <w:b w:val="0"/>
-          <w:bCs w:val="0"/>
-          <w:sz w:val="24"/>
-          <w:szCs w:val="24"/>
-          <w:lang w:eastAsia="zh-CN"/>
-        </w:rPr>
-      </w:pPr>
-      <w:r>
-        <w:rPr>
-          <w:rFonts w:hint="default"/>
-          <w:b w:val="0"/>
-          <w:bCs w:val="0"/>
-          <w:sz w:val="24"/>
-          <w:szCs w:val="24"/>
-          <w:lang w:eastAsia="zh-CN"/>
-        </w:rPr>
-        <w:t>9 13 0</w:t>
-      </w:r>
-    </w:p>
-    <w:p>
-      <w:pPr>
-        <w:widowControl w:val="0"/>
-        <w:numPr>
-          <w:ilvl w:val="0"/>
-          <w:numId w:val="0"/>
-        </w:numPr>
-        <w:jc w:val="both"/>
-        <w:rPr>
-          <w:rFonts w:hint="default"/>
-          <w:b w:val="0"/>
-          <w:bCs w:val="0"/>
-          <w:sz w:val="24"/>
-          <w:szCs w:val="24"/>
-          <w:lang w:eastAsia="zh-CN"/>
-        </w:rPr>
-      </w:pPr>
-      <w:r>
-        <w:rPr>
-          <w:rFonts w:hint="default"/>
-          <w:b w:val="0"/>
-          <w:bCs w:val="0"/>
-          <w:sz w:val="24"/>
-          <w:szCs w:val="24"/>
-          <w:lang w:eastAsia="zh-CN"/>
-        </w:rPr>
-        <w:t>9 14 0</w:t>
-      </w:r>
-    </w:p>
-    <w:p>
-      <w:pPr>
-        <w:widowControl w:val="0"/>
-        <w:numPr>
-          <w:ilvl w:val="0"/>
-          <w:numId w:val="0"/>
-        </w:numPr>
-        <w:jc w:val="both"/>
-        <w:rPr>
-          <w:rFonts w:hint="eastAsia"/>
-          <w:b w:val="0"/>
-          <w:bCs w:val="0"/>
-          <w:sz w:val="24"/>
-          <w:szCs w:val="24"/>
-          <w:lang w:eastAsia="zh-CN"/>
-        </w:rPr>
-      </w:pPr>
-      <w:r>
-        <w:rPr>
-          <w:rFonts w:hint="default"/>
-          <w:b w:val="0"/>
-          <w:bCs w:val="0"/>
-          <w:sz w:val="24"/>
-          <w:szCs w:val="24"/>
-          <w:lang w:eastAsia="zh-CN"/>
-        </w:rPr>
-        <w:t>14 15 0</w:t>
-      </w:r>
-    </w:p>
-    <w:p>
-      <w:pPr>
-        <w:widowControl w:val="0"/>
-        <w:numPr>
-          <w:ilvl w:val="0"/>
-          <w:numId w:val="0"/>
-        </w:numPr>
-        <w:jc w:val="both"/>
-        <w:rPr>
-          <w:rFonts w:hint="eastAsia"/>
-          <w:b w:val="0"/>
-          <w:bCs w:val="0"/>
-          <w:color w:val="auto"/>
-          <w:sz w:val="24"/>
-          <w:szCs w:val="24"/>
-          <w:lang w:val="en-US" w:eastAsia="zh-CN"/>
-        </w:rPr>
-      </w:pPr>
-    </w:p>
-    <w:p>
-      <w:pPr>
-        <w:widowControl w:val="0"/>
-        <w:numPr>
-          <w:ilvl w:val="0"/>
-          <w:numId w:val="0"/>
-        </w:numPr>
-        <w:jc w:val="both"/>
-        <w:rPr>
           <w:rFonts w:hint="eastAsia"/>
           <w:b w:val="0"/>
           <w:bCs w:val="0"/>
@@ -919,63 +551,15 @@
       <w:pPr>
         <w:jc w:val="both"/>
         <w:rPr>
-          <w:rFonts w:hint="default"/>
-          <w:b w:val="0"/>
-          <w:bCs w:val="0"/>
-          <w:sz w:val="24"/>
-          <w:szCs w:val="24"/>
-          <w:lang w:eastAsia="zh-CN"/>
+          <w:rFonts w:hint="eastAsia"/>
+          <w:b w:val="0"/>
+          <w:bCs w:val="0"/>
+          <w:sz w:val="24"/>
+          <w:szCs w:val="24"/>
+          <w:lang w:val="en-US" w:eastAsia="zh-CN"/>
         </w:rPr>
       </w:pPr>
       <w:bookmarkStart w:id="5" w:name="OLE_LINK9"/>
-      <w:r>
-        <w:rPr>
-          <w:rFonts w:hint="default"/>
-          <w:b w:val="0"/>
-          <w:bCs w:val="0"/>
-          <w:sz w:val="24"/>
-          <w:szCs w:val="24"/>
-          <w:lang w:eastAsia="zh-CN"/>
-        </w:rPr>
-        <w:t>3</w:t>
-      </w:r>
-    </w:p>
-    <w:p>
-      <w:pPr>
-        <w:jc w:val="both"/>
-        <w:rPr>
-          <w:rFonts w:hint="eastAsia"/>
-          <w:b w:val="0"/>
-          <w:bCs w:val="0"/>
-          <w:sz w:val="24"/>
-          <w:szCs w:val="24"/>
-          <w:lang w:eastAsia="zh-CN"/>
-        </w:rPr>
-      </w:pPr>
-      <w:r>
-        <w:rPr>
-          <w:rFonts w:hint="default"/>
-          <w:b w:val="0"/>
-          <w:bCs w:val="0"/>
-          <w:sz w:val="24"/>
-          <w:szCs w:val="24"/>
-          <w:lang w:eastAsia="zh-CN"/>
-        </w:rPr>
-        <w:t>3</w:t>
-      </w:r>
-    </w:p>
-    <w:p>
-      <w:pPr>
-        <w:jc w:val="both"/>
-        <w:rPr>
-          <w:rFonts w:hint="eastAsia"/>
-          <w:b w:val="0"/>
-          <w:bCs w:val="0"/>
-          <w:sz w:val="24"/>
-          <w:szCs w:val="24"/>
-          <w:lang w:val="en-US" w:eastAsia="zh-CN"/>
-        </w:rPr>
-      </w:pPr>
     </w:p>
     <w:p>
       <w:pPr>
@@ -1024,7 +608,7 @@
           <w:bCs w:val="0"/>
           <w:sz w:val="24"/>
           <w:szCs w:val="24"/>
-          <w:lang w:val="en-US" w:eastAsia="zh-CN"/>
+          <w:lang w:eastAsia="zh-CN"/>
         </w:rPr>
       </w:pPr>
       <w:r>
@@ -1058,7 +642,18 @@
           <w:szCs w:val="24"/>
           <w:lang w:val="en-US" w:eastAsia="zh-CN"/>
         </w:rPr>
-        <w:t>0,0000; 1 &lt;= u,v &lt;= N; p = {0, 1};</w:t>
+        <w:t xml:space="preserve">0,0000; 1 &lt;= u,v &lt;= N; </w:t>
+      </w:r>
+      <w:r>
+        <w:rPr>
+          <w:rFonts w:hint="default"/>
+          <w:b w:val="0"/>
+          <w:bCs w:val="0"/>
+          <w:sz w:val="24"/>
+          <w:szCs w:val="24"/>
+          <w:lang w:eastAsia="zh-CN"/>
+        </w:rPr>
+        <w:t>1 &lt;= M &lt;= 20,0000;</w:t>
       </w:r>
     </w:p>
     <w:p>
@@ -1679,7 +1274,6 @@
     </a:fmtScheme>
   </a:themeElements>
   <a:objectDefaults/>
-  <a:extraClrSchemeLst/>
 </a:theme>
 </file>
 

--- a/Minecraft杯模拟赛Ⅵ/大圣诞树/大圣诞树.docx
+++ b/Minecraft杯模拟赛Ⅵ/大圣诞树/大圣诞树.docx
@@ -46,8 +46,10 @@
           <w:szCs w:val="21"/>
           <w:lang w:eastAsia="zh-CN"/>
         </w:rPr>
-        <w:t>2</w:t>
-      </w:r>
+        <w:t>3</w:t>
+      </w:r>
+      <w:bookmarkStart w:id="6" w:name="_GoBack"/>
+      <w:bookmarkEnd w:id="6"/>
       <w:r>
         <w:rPr>
           <w:rFonts w:hint="eastAsia"/>
@@ -327,20 +329,7 @@
           <w:szCs w:val="24"/>
           <w:lang w:val="en-US" w:eastAsia="zh-CN"/>
         </w:rPr>
-        <w:t>接下来N - 1行，每行两个整数u, v</w:t>
-      </w:r>
-      <w:bookmarkStart w:id="6" w:name="_GoBack"/>
-      <w:bookmarkEnd w:id="6"/>
-      <w:r>
-        <w:rPr>
-          <w:rFonts w:hint="eastAsia"/>
-          <w:b w:val="0"/>
-          <w:bCs w:val="0"/>
-          <w:sz w:val="24"/>
-          <w:szCs w:val="24"/>
-          <w:lang w:val="en-US" w:eastAsia="zh-CN"/>
-        </w:rPr>
-        <w:t>表示u与v之间有一条边。</w:t>
+        <w:t>接下来N - 1行，每行两个整数u, v表示u与v之间有一条边。</w:t>
       </w:r>
     </w:p>
     <w:p>
@@ -432,18 +421,7 @@
           <w:szCs w:val="24"/>
           <w:lang w:eastAsia="zh-CN"/>
         </w:rPr>
-        <w:t>输出M行，表示操作后</w:t>
-      </w:r>
-      <w:r>
-        <w:rPr>
-          <w:rFonts w:hint="default"/>
-          <w:b w:val="0"/>
-          <w:bCs w:val="0"/>
-          <w:sz w:val="24"/>
-          <w:szCs w:val="24"/>
-          <w:lang w:eastAsia="zh-CN"/>
-        </w:rPr>
-        <w:t>树上最长连续的被点亮灯带的长度。</w:t>
+        <w:t>输出M行，表示操作后树上最长连续的被点亮灯带的长度。</w:t>
       </w:r>
     </w:p>
     <w:p>
